--- a/reports/report_2026-07-27.docx
+++ b/reports/report_2026-07-27.docx
@@ -95,7 +95,7 @@
                 <w:sz w:val="26"/>
                 <w:szCs w:val="26"/>
               </w:rPr>
-              <w:t xml:space="preserve">07:16:40 – 07:16:40 น. (เก็บข้อมูล  รอบ)</w:t>
+              <w:t xml:space="preserve">08:40:14 – 11:01:36 น. (เก็บข้อมูล 63 รอบ)</w:t>
             </w:r>
           </w:p>
         </w:tc>
@@ -132,7 +132,7 @@
                 <w:sz w:val="26"/>
                 <w:szCs w:val="26"/>
               </w:rPr>
-              <w:t xml:space="preserve">54.9%  (ต่ำสุด 54.9% เวลา 07:16:40 น. / สูงสุด 54.9%)</w:t>
+              <w:t xml:space="preserve">60.3%  (ต่ำสุด 56.9% เวลา 10:04:46 น. / สูงสุด 100%)</w:t>
             </w:r>
           </w:p>
         </w:tc>
@@ -206,7 +206,7 @@
                 <w:sz w:val="26"/>
                 <w:szCs w:val="26"/>
               </w:rPr>
-              <w:t xml:space="preserve">3 ครั้ง</w:t>
+              <w:t xml:space="preserve">2 ครั้ง</w:t>
             </w:r>
           </w:p>
         </w:tc>
@@ -245,7 +245,7 @@
                 <w:sz w:val="26"/>
                 <w:szCs w:val="26"/>
               </w:rPr>
-              <w:t xml:space="preserve">พบปัญหา — มีเหตุขัดข้อง 3 ครั้ง ควรตรวจสอบ</w:t>
+              <w:t xml:space="preserve">พบปัญหา — มีเหตุขัดข้อง 2 ครั้ง ควรตรวจสอบ</w:t>
             </w:r>
           </w:p>
         </w:tc>
@@ -278,7 +278,7 @@
           <w:sz w:val="32"/>
           <w:szCs w:val="32"/>
         </w:rPr>
-        <w:t xml:space="preserve">๒. สถานะอุปกรณ์รายเครื่อง (ณ รอบล่าสุด 07:16:40 น.)</w:t>
+        <w:t xml:space="preserve">๒. สถานะอุปกรณ์รายเครื่อง (ณ รอบล่าสุด 11:01:36 น.)</w:t>
       </w:r>
     </w:p>
     <w:tbl>
@@ -454,41 +454,41 @@
                 <w:sz w:val="26"/>
                 <w:szCs w:val="26"/>
               </w:rPr>
-              <w:t xml:space="preserve">6/7</w:t>
-            </w:r>
-          </w:p>
-        </w:tc>
-        <w:tc>
-          <w:tcPr/>
-          <w:p>
-            <w:pPr>
-              <w:jc w:val="center"/>
-            </w:pPr>
-            <w:r>
-              <w:rPr>
-                <w:rFonts w:ascii="TH Sarabun New" w:hAnsi="TH Sarabun New" w:cs="TH Sarabun New"/>
-                <w:color w:val="000000"/>
-                <w:sz w:val="26"/>
-                <w:szCs w:val="26"/>
-              </w:rPr>
-              <w:t xml:space="preserve">6</w:t>
-            </w:r>
-          </w:p>
-        </w:tc>
-        <w:tc>
-          <w:tcPr/>
-          <w:p>
-            <w:pPr>
-              <w:jc w:val="center"/>
-            </w:pPr>
-            <w:r>
-              <w:rPr>
-                <w:rFonts w:ascii="TH Sarabun New" w:hAnsi="TH Sarabun New" w:cs="TH Sarabun New"/>
-                <w:color w:val="000000"/>
-                <w:sz w:val="26"/>
-                <w:szCs w:val="26"/>
-              </w:rPr>
-              <w:t xml:space="preserve">กล้องไม่ครบ</w:t>
+              <w:t xml:space="preserve">7/7</w:t>
+            </w:r>
+          </w:p>
+        </w:tc>
+        <w:tc>
+          <w:tcPr/>
+          <w:p>
+            <w:pPr>
+              <w:jc w:val="center"/>
+            </w:pPr>
+            <w:r>
+              <w:rPr>
+                <w:rFonts w:ascii="TH Sarabun New" w:hAnsi="TH Sarabun New" w:cs="TH Sarabun New"/>
+                <w:color w:val="000000"/>
+                <w:sz w:val="26"/>
+                <w:szCs w:val="26"/>
+              </w:rPr>
+              <w:t xml:space="preserve">7</w:t>
+            </w:r>
+          </w:p>
+        </w:tc>
+        <w:tc>
+          <w:tcPr/>
+          <w:p>
+            <w:pPr>
+              <w:jc w:val="center"/>
+            </w:pPr>
+            <w:r>
+              <w:rPr>
+                <w:rFonts w:ascii="TH Sarabun New" w:hAnsi="TH Sarabun New" w:cs="TH Sarabun New"/>
+                <w:color w:val="000000"/>
+                <w:sz w:val="26"/>
+                <w:szCs w:val="26"/>
+              </w:rPr>
+              <w:t xml:space="preserve">ปกติ</w:t>
             </w:r>
           </w:p>
         </w:tc>
@@ -620,41 +620,41 @@
                 <w:sz w:val="26"/>
                 <w:szCs w:val="26"/>
               </w:rPr>
-              <w:t xml:space="preserve">0/8</w:t>
-            </w:r>
-          </w:p>
-        </w:tc>
-        <w:tc>
-          <w:tcPr/>
-          <w:p>
-            <w:pPr>
-              <w:jc w:val="center"/>
-            </w:pPr>
-            <w:r>
-              <w:rPr>
-                <w:rFonts w:ascii="TH Sarabun New" w:hAnsi="TH Sarabun New" w:cs="TH Sarabun New"/>
-                <w:color w:val="000000"/>
-                <w:sz w:val="26"/>
-                <w:szCs w:val="26"/>
-              </w:rPr>
-              <w:t xml:space="preserve">0</w:t>
-            </w:r>
-          </w:p>
-        </w:tc>
-        <w:tc>
-          <w:tcPr/>
-          <w:p>
-            <w:pPr>
-              <w:jc w:val="center"/>
-            </w:pPr>
-            <w:r>
-              <w:rPr>
-                <w:rFonts w:ascii="TH Sarabun New" w:hAnsi="TH Sarabun New" w:cs="TH Sarabun New"/>
-                <w:color w:val="000000"/>
-                <w:sz w:val="26"/>
-                <w:szCs w:val="26"/>
-              </w:rPr>
-              <w:t xml:space="preserve">ออฟไลน์</w:t>
+              <w:t xml:space="preserve">8/8</w:t>
+            </w:r>
+          </w:p>
+        </w:tc>
+        <w:tc>
+          <w:tcPr/>
+          <w:p>
+            <w:pPr>
+              <w:jc w:val="center"/>
+            </w:pPr>
+            <w:r>
+              <w:rPr>
+                <w:rFonts w:ascii="TH Sarabun New" w:hAnsi="TH Sarabun New" w:cs="TH Sarabun New"/>
+                <w:color w:val="000000"/>
+                <w:sz w:val="26"/>
+                <w:szCs w:val="26"/>
+              </w:rPr>
+              <w:t xml:space="preserve">0.6</w:t>
+            </w:r>
+          </w:p>
+        </w:tc>
+        <w:tc>
+          <w:tcPr/>
+          <w:p>
+            <w:pPr>
+              <w:jc w:val="center"/>
+            </w:pPr>
+            <w:r>
+              <w:rPr>
+                <w:rFonts w:ascii="TH Sarabun New" w:hAnsi="TH Sarabun New" w:cs="TH Sarabun New"/>
+                <w:color w:val="000000"/>
+                <w:sz w:val="26"/>
+                <w:szCs w:val="26"/>
+              </w:rPr>
+              <w:t xml:space="preserve">ปกติ</w:t>
             </w:r>
           </w:p>
         </w:tc>
@@ -703,41 +703,41 @@
                 <w:sz w:val="26"/>
                 <w:szCs w:val="26"/>
               </w:rPr>
-              <w:t xml:space="preserve">0/14</w:t>
-            </w:r>
-          </w:p>
-        </w:tc>
-        <w:tc>
-          <w:tcPr/>
-          <w:p>
-            <w:pPr>
-              <w:jc w:val="center"/>
-            </w:pPr>
-            <w:r>
-              <w:rPr>
-                <w:rFonts w:ascii="TH Sarabun New" w:hAnsi="TH Sarabun New" w:cs="TH Sarabun New"/>
-                <w:color w:val="000000"/>
-                <w:sz w:val="26"/>
-                <w:szCs w:val="26"/>
-              </w:rPr>
-              <w:t xml:space="preserve">0</w:t>
-            </w:r>
-          </w:p>
-        </w:tc>
-        <w:tc>
-          <w:tcPr/>
-          <w:p>
-            <w:pPr>
-              <w:jc w:val="center"/>
-            </w:pPr>
-            <w:r>
-              <w:rPr>
-                <w:rFonts w:ascii="TH Sarabun New" w:hAnsi="TH Sarabun New" w:cs="TH Sarabun New"/>
-                <w:color w:val="000000"/>
-                <w:sz w:val="26"/>
-                <w:szCs w:val="26"/>
-              </w:rPr>
-              <w:t xml:space="preserve">ออฟไลน์</w:t>
+              <w:t xml:space="preserve">14/14</w:t>
+            </w:r>
+          </w:p>
+        </w:tc>
+        <w:tc>
+          <w:tcPr/>
+          <w:p>
+            <w:pPr>
+              <w:jc w:val="center"/>
+            </w:pPr>
+            <w:r>
+              <w:rPr>
+                <w:rFonts w:ascii="TH Sarabun New" w:hAnsi="TH Sarabun New" w:cs="TH Sarabun New"/>
+                <w:color w:val="000000"/>
+                <w:sz w:val="26"/>
+                <w:szCs w:val="26"/>
+              </w:rPr>
+              <w:t xml:space="preserve">1.1</w:t>
+            </w:r>
+          </w:p>
+        </w:tc>
+        <w:tc>
+          <w:tcPr/>
+          <w:p>
+            <w:pPr>
+              <w:jc w:val="center"/>
+            </w:pPr>
+            <w:r>
+              <w:rPr>
+                <w:rFonts w:ascii="TH Sarabun New" w:hAnsi="TH Sarabun New" w:cs="TH Sarabun New"/>
+                <w:color w:val="000000"/>
+                <w:sz w:val="26"/>
+                <w:szCs w:val="26"/>
+              </w:rPr>
+              <w:t xml:space="preserve">ปกติ</w:t>
             </w:r>
           </w:p>
         </w:tc>
@@ -1129,24 +1129,24 @@
                 <w:sz w:val="26"/>
                 <w:szCs w:val="26"/>
               </w:rPr>
-              <w:t xml:space="preserve">07:16:40 – 07:16:40 (ยังไม่กลับมา)</w:t>
-            </w:r>
-          </w:p>
-        </w:tc>
-        <w:tc>
-          <w:tcPr/>
-          <w:p>
-            <w:pPr>
-              <w:jc w:val="center"/>
-            </w:pPr>
-            <w:r>
-              <w:rPr>
-                <w:rFonts w:ascii="TH Sarabun New" w:hAnsi="TH Sarabun New" w:cs="TH Sarabun New"/>
-                <w:color w:val="000000"/>
-                <w:sz w:val="26"/>
-                <w:szCs w:val="26"/>
-              </w:rPr>
-              <w:t xml:space="preserve">0 วินาที</w:t>
+              <w:t xml:space="preserve">08:40:14 – 10:50:13</w:t>
+            </w:r>
+          </w:p>
+        </w:tc>
+        <w:tc>
+          <w:tcPr/>
+          <w:p>
+            <w:pPr>
+              <w:jc w:val="center"/>
+            </w:pPr>
+            <w:r>
+              <w:rPr>
+                <w:rFonts w:ascii="TH Sarabun New" w:hAnsi="TH Sarabun New" w:cs="TH Sarabun New"/>
+                <w:color w:val="000000"/>
+                <w:sz w:val="26"/>
+                <w:szCs w:val="26"/>
+              </w:rPr>
+              <w:t xml:space="preserve">2 ชม. 9 นาที</w:t>
             </w:r>
           </w:p>
         </w:tc>
@@ -1212,107 +1212,24 @@
                 <w:sz w:val="26"/>
                 <w:szCs w:val="26"/>
               </w:rPr>
-              <w:t xml:space="preserve">07:16:40 – 07:16:40 (ยังไม่กลับมา)</w:t>
-            </w:r>
-          </w:p>
-        </w:tc>
-        <w:tc>
-          <w:tcPr/>
-          <w:p>
-            <w:pPr>
-              <w:jc w:val="center"/>
-            </w:pPr>
-            <w:r>
-              <w:rPr>
-                <w:rFonts w:ascii="TH Sarabun New" w:hAnsi="TH Sarabun New" w:cs="TH Sarabun New"/>
-                <w:color w:val="000000"/>
-                <w:sz w:val="26"/>
-                <w:szCs w:val="26"/>
-              </w:rPr>
-              <w:t xml:space="preserve">0 วินาที</w:t>
-            </w:r>
-          </w:p>
-        </w:tc>
-      </w:tr>
-      <w:tr>
-        <w:tc>
-          <w:tcPr/>
-          <w:p>
-            <w:pPr>
-              <w:jc w:val="center"/>
-            </w:pPr>
-            <w:r>
-              <w:rPr>
-                <w:rFonts w:ascii="TH Sarabun New" w:hAnsi="TH Sarabun New" w:cs="TH Sarabun New"/>
-                <w:color w:val="000000"/>
-                <w:sz w:val="26"/>
-                <w:szCs w:val="26"/>
-              </w:rPr>
-              <w:t xml:space="preserve">3</w:t>
-            </w:r>
-          </w:p>
-        </w:tc>
-        <w:tc>
-          <w:tcPr/>
-          <w:p>
-            <w:pPr/>
-            <w:r>
-              <w:rPr>
-                <w:rFonts w:ascii="TH Sarabun New" w:hAnsi="TH Sarabun New" w:cs="TH Sarabun New"/>
-                <w:color w:val="000000"/>
-                <w:sz w:val="26"/>
-                <w:szCs w:val="26"/>
-              </w:rPr>
-              <w:t xml:space="preserve">11371</w:t>
-            </w:r>
-          </w:p>
-        </w:tc>
-        <w:tc>
-          <w:tcPr/>
-          <w:p>
-            <w:pPr/>
-            <w:r>
-              <w:rPr>
-                <w:rFonts w:ascii="TH Sarabun New" w:hAnsi="TH Sarabun New" w:cs="TH Sarabun New"/>
-                <w:color w:val="000000"/>
-                <w:sz w:val="26"/>
-                <w:szCs w:val="26"/>
-              </w:rPr>
-              <w:t xml:space="preserve">กล้องหลุด 1 ตัว (เหลือ 6/7)</w:t>
-            </w:r>
-          </w:p>
-        </w:tc>
-        <w:tc>
-          <w:tcPr/>
-          <w:p>
-            <w:pPr>
-              <w:jc w:val="center"/>
-            </w:pPr>
-            <w:r>
-              <w:rPr>
-                <w:rFonts w:ascii="TH Sarabun New" w:hAnsi="TH Sarabun New" w:cs="TH Sarabun New"/>
-                <w:color w:val="000000"/>
-                <w:sz w:val="26"/>
-                <w:szCs w:val="26"/>
-              </w:rPr>
-              <w:t xml:space="preserve">07:16:40 – 07:16:40 (ยังไม่กลับมา)</w:t>
-            </w:r>
-          </w:p>
-        </w:tc>
-        <w:tc>
-          <w:tcPr/>
-          <w:p>
-            <w:pPr>
-              <w:jc w:val="center"/>
-            </w:pPr>
-            <w:r>
-              <w:rPr>
-                <w:rFonts w:ascii="TH Sarabun New" w:hAnsi="TH Sarabun New" w:cs="TH Sarabun New"/>
-                <w:color w:val="000000"/>
-                <w:sz w:val="26"/>
-                <w:szCs w:val="26"/>
-              </w:rPr>
-              <w:t xml:space="preserve">0 วินาที</w:t>
+              <w:t xml:space="preserve">08:40:14 – 10:50:13</w:t>
+            </w:r>
+          </w:p>
+        </w:tc>
+        <w:tc>
+          <w:tcPr/>
+          <w:p>
+            <w:pPr>
+              <w:jc w:val="center"/>
+            </w:pPr>
+            <w:r>
+              <w:rPr>
+                <w:rFonts w:ascii="TH Sarabun New" w:hAnsi="TH Sarabun New" w:cs="TH Sarabun New"/>
+                <w:color w:val="000000"/>
+                <w:sz w:val="26"/>
+                <w:szCs w:val="26"/>
+              </w:rPr>
+              <w:t xml:space="preserve">2 ชม. 9 นาที</w:t>
             </w:r>
           </w:p>
         </w:tc>
@@ -1344,7 +1261,7 @@
           <w:sz w:val="22"/>
           <w:szCs w:val="22"/>
         </w:rPr>
-        <w:t xml:space="preserve">รายงานสร้างอัตโนมัติเมื่อ 2026-07-27 07:19:16 · CCTV Health Monitor</w:t>
+        <w:t xml:space="preserve">รายงานสร้างอัตโนมัติเมื่อ 2026-07-27 11:08:47 · CCTV Health Monitor</w:t>
       </w:r>
     </w:p>
     <w:sectPr>

--- a/reports/report_2026-07-27.docx
+++ b/reports/report_2026-07-27.docx
@@ -95,7 +95,7 @@
                 <w:sz w:val="26"/>
                 <w:szCs w:val="26"/>
               </w:rPr>
-              <w:t xml:space="preserve">08:40:14 – 11:01:36 น. (เก็บข้อมูล 63 รอบ)</w:t>
+              <w:t xml:space="preserve">07:16:40 – 23:52:38 น. (เก็บข้อมูล 392 รอบ)</w:t>
             </w:r>
           </w:p>
         </w:tc>
@@ -132,7 +132,7 @@
                 <w:sz w:val="26"/>
                 <w:szCs w:val="26"/>
               </w:rPr>
-              <w:t xml:space="preserve">60.3%  (ต่ำสุด 56.9% เวลา 10:04:46 น. / สูงสุด 100%)</w:t>
+              <w:t xml:space="preserve">87.2%  (ต่ำสุด 54.9% เวลา 08:01:08 น. / สูงสุด 100%)</w:t>
             </w:r>
           </w:p>
         </w:tc>
@@ -206,7 +206,7 @@
                 <w:sz w:val="26"/>
                 <w:szCs w:val="26"/>
               </w:rPr>
-              <w:t xml:space="preserve">2 ครั้ง</w:t>
+              <w:t xml:space="preserve">4 ครั้ง</w:t>
             </w:r>
           </w:p>
         </w:tc>
@@ -245,7 +245,7 @@
                 <w:sz w:val="26"/>
                 <w:szCs w:val="26"/>
               </w:rPr>
-              <w:t xml:space="preserve">พบปัญหา — มีเหตุขัดข้อง 2 ครั้ง ควรตรวจสอบ</w:t>
+              <w:t xml:space="preserve">พบปัญหา — มีเหตุขัดข้อง 4 ครั้ง ควรตรวจสอบ</w:t>
             </w:r>
           </w:p>
         </w:tc>
@@ -278,7 +278,7 @@
           <w:sz w:val="32"/>
           <w:szCs w:val="32"/>
         </w:rPr>
-        <w:t xml:space="preserve">๒. สถานะอุปกรณ์รายเครื่อง (ณ รอบล่าสุด 11:01:36 น.)</w:t>
+        <w:t xml:space="preserve">๒. สถานะอุปกรณ์รายเครื่อง (ณ รอบล่าสุด 23:52:38 น.)</w:t>
       </w:r>
     </w:p>
     <w:tbl>
@@ -454,24 +454,107 @@
                 <w:sz w:val="26"/>
                 <w:szCs w:val="26"/>
               </w:rPr>
-              <w:t xml:space="preserve">7/7</w:t>
-            </w:r>
-          </w:p>
-        </w:tc>
-        <w:tc>
-          <w:tcPr/>
-          <w:p>
-            <w:pPr>
-              <w:jc w:val="center"/>
-            </w:pPr>
-            <w:r>
-              <w:rPr>
-                <w:rFonts w:ascii="TH Sarabun New" w:hAnsi="TH Sarabun New" w:cs="TH Sarabun New"/>
-                <w:color w:val="000000"/>
-                <w:sz w:val="26"/>
-                <w:szCs w:val="26"/>
-              </w:rPr>
-              <w:t xml:space="preserve">7</w:t>
+              <w:t xml:space="preserve">6/7</w:t>
+            </w:r>
+          </w:p>
+        </w:tc>
+        <w:tc>
+          <w:tcPr/>
+          <w:p>
+            <w:pPr>
+              <w:jc w:val="center"/>
+            </w:pPr>
+            <w:r>
+              <w:rPr>
+                <w:rFonts w:ascii="TH Sarabun New" w:hAnsi="TH Sarabun New" w:cs="TH Sarabun New"/>
+                <w:color w:val="000000"/>
+                <w:sz w:val="26"/>
+                <w:szCs w:val="26"/>
+              </w:rPr>
+              <w:t xml:space="preserve">6.5</w:t>
+            </w:r>
+          </w:p>
+        </w:tc>
+        <w:tc>
+          <w:tcPr/>
+          <w:p>
+            <w:pPr>
+              <w:jc w:val="center"/>
+            </w:pPr>
+            <w:r>
+              <w:rPr>
+                <w:rFonts w:ascii="TH Sarabun New" w:hAnsi="TH Sarabun New" w:cs="TH Sarabun New"/>
+                <w:color w:val="000000"/>
+                <w:sz w:val="26"/>
+                <w:szCs w:val="26"/>
+              </w:rPr>
+              <w:t xml:space="preserve">กล้องไม่ครบ</w:t>
+            </w:r>
+          </w:p>
+        </w:tc>
+      </w:tr>
+      <w:tr>
+        <w:tc>
+          <w:tcPr/>
+          <w:p>
+            <w:pPr/>
+            <w:r>
+              <w:rPr>
+                <w:rFonts w:ascii="TH Sarabun New" w:hAnsi="TH Sarabun New" w:cs="TH Sarabun New"/>
+                <w:color w:val="000000"/>
+                <w:sz w:val="26"/>
+                <w:szCs w:val="26"/>
+              </w:rPr>
+              <w:t xml:space="preserve">บริหาร</w:t>
+            </w:r>
+          </w:p>
+        </w:tc>
+        <w:tc>
+          <w:tcPr/>
+          <w:p>
+            <w:pPr/>
+            <w:r>
+              <w:rPr>
+                <w:rFonts w:ascii="TH Sarabun New" w:hAnsi="TH Sarabun New" w:cs="TH Sarabun New"/>
+                <w:color w:val="000000"/>
+                <w:sz w:val="26"/>
+                <w:szCs w:val="26"/>
+              </w:rPr>
+              <w:t xml:space="preserve">Dahua XVR</w:t>
+            </w:r>
+          </w:p>
+        </w:tc>
+        <w:tc>
+          <w:tcPr/>
+          <w:p>
+            <w:pPr>
+              <w:jc w:val="center"/>
+            </w:pPr>
+            <w:r>
+              <w:rPr>
+                <w:rFonts w:ascii="TH Sarabun New" w:hAnsi="TH Sarabun New" w:cs="TH Sarabun New"/>
+                <w:color w:val="000000"/>
+                <w:sz w:val="26"/>
+                <w:szCs w:val="26"/>
+              </w:rPr>
+              <w:t xml:space="preserve">8/8</w:t>
+            </w:r>
+          </w:p>
+        </w:tc>
+        <w:tc>
+          <w:tcPr/>
+          <w:p>
+            <w:pPr>
+              <w:jc w:val="center"/>
+            </w:pPr>
+            <w:r>
+              <w:rPr>
+                <w:rFonts w:ascii="TH Sarabun New" w:hAnsi="TH Sarabun New" w:cs="TH Sarabun New"/>
+                <w:color w:val="000000"/>
+                <w:sz w:val="26"/>
+                <w:szCs w:val="26"/>
+              </w:rPr>
+              <w:t xml:space="preserve">8</w:t>
             </w:r>
           </w:p>
         </w:tc>
@@ -505,7 +588,7 @@
                 <w:sz w:val="26"/>
                 <w:szCs w:val="26"/>
               </w:rPr>
-              <w:t xml:space="preserve">บริหาร</w:t>
+              <w:t xml:space="preserve">บริหารB</w:t>
             </w:r>
           </w:p>
         </w:tc>
@@ -554,7 +637,7 @@
                 <w:sz w:val="26"/>
                 <w:szCs w:val="26"/>
               </w:rPr>
-              <w:t xml:space="preserve">8</w:t>
+              <w:t xml:space="preserve">5.8</w:t>
             </w:r>
           </w:p>
         </w:tc>
@@ -588,89 +671,6 @@
                 <w:sz w:val="26"/>
                 <w:szCs w:val="26"/>
               </w:rPr>
-              <w:t xml:space="preserve">บริหารB</w:t>
-            </w:r>
-          </w:p>
-        </w:tc>
-        <w:tc>
-          <w:tcPr/>
-          <w:p>
-            <w:pPr/>
-            <w:r>
-              <w:rPr>
-                <w:rFonts w:ascii="TH Sarabun New" w:hAnsi="TH Sarabun New" w:cs="TH Sarabun New"/>
-                <w:color w:val="000000"/>
-                <w:sz w:val="26"/>
-                <w:szCs w:val="26"/>
-              </w:rPr>
-              <w:t xml:space="preserve">Dahua XVR</w:t>
-            </w:r>
-          </w:p>
-        </w:tc>
-        <w:tc>
-          <w:tcPr/>
-          <w:p>
-            <w:pPr>
-              <w:jc w:val="center"/>
-            </w:pPr>
-            <w:r>
-              <w:rPr>
-                <w:rFonts w:ascii="TH Sarabun New" w:hAnsi="TH Sarabun New" w:cs="TH Sarabun New"/>
-                <w:color w:val="000000"/>
-                <w:sz w:val="26"/>
-                <w:szCs w:val="26"/>
-              </w:rPr>
-              <w:t xml:space="preserve">8/8</w:t>
-            </w:r>
-          </w:p>
-        </w:tc>
-        <w:tc>
-          <w:tcPr/>
-          <w:p>
-            <w:pPr>
-              <w:jc w:val="center"/>
-            </w:pPr>
-            <w:r>
-              <w:rPr>
-                <w:rFonts w:ascii="TH Sarabun New" w:hAnsi="TH Sarabun New" w:cs="TH Sarabun New"/>
-                <w:color w:val="000000"/>
-                <w:sz w:val="26"/>
-                <w:szCs w:val="26"/>
-              </w:rPr>
-              <w:t xml:space="preserve">0.6</w:t>
-            </w:r>
-          </w:p>
-        </w:tc>
-        <w:tc>
-          <w:tcPr/>
-          <w:p>
-            <w:pPr>
-              <w:jc w:val="center"/>
-            </w:pPr>
-            <w:r>
-              <w:rPr>
-                <w:rFonts w:ascii="TH Sarabun New" w:hAnsi="TH Sarabun New" w:cs="TH Sarabun New"/>
-                <w:color w:val="000000"/>
-                <w:sz w:val="26"/>
-                <w:szCs w:val="26"/>
-              </w:rPr>
-              <w:t xml:space="preserve">ปกติ</w:t>
-            </w:r>
-          </w:p>
-        </w:tc>
-      </w:tr>
-      <w:tr>
-        <w:tc>
-          <w:tcPr/>
-          <w:p>
-            <w:pPr/>
-            <w:r>
-              <w:rPr>
-                <w:rFonts w:ascii="TH Sarabun New" w:hAnsi="TH Sarabun New" w:cs="TH Sarabun New"/>
-                <w:color w:val="000000"/>
-                <w:sz w:val="26"/>
-                <w:szCs w:val="26"/>
-              </w:rPr>
               <w:t xml:space="preserve">DVR#4</w:t>
             </w:r>
           </w:p>
@@ -720,7 +720,7 @@
                 <w:sz w:val="26"/>
                 <w:szCs w:val="26"/>
               </w:rPr>
-              <w:t xml:space="preserve">1.1</w:t>
+              <w:t xml:space="preserve">10.1</w:t>
             </w:r>
           </w:p>
         </w:tc>
@@ -1097,6 +1097,89 @@
                 <w:sz w:val="26"/>
                 <w:szCs w:val="26"/>
               </w:rPr>
+              <w:t xml:space="preserve">บริหารB</w:t>
+            </w:r>
+          </w:p>
+        </w:tc>
+        <w:tc>
+          <w:tcPr/>
+          <w:p>
+            <w:pPr/>
+            <w:r>
+              <w:rPr>
+                <w:rFonts w:ascii="TH Sarabun New" w:hAnsi="TH Sarabun New" w:cs="TH Sarabun New"/>
+                <w:color w:val="000000"/>
+                <w:sz w:val="26"/>
+                <w:szCs w:val="26"/>
+              </w:rPr>
+              <w:t xml:space="preserve">อุปกรณ์/กล้องออฟไลน์ทั้งหมด (0/8)</w:t>
+            </w:r>
+          </w:p>
+        </w:tc>
+        <w:tc>
+          <w:tcPr/>
+          <w:p>
+            <w:pPr>
+              <w:jc w:val="center"/>
+            </w:pPr>
+            <w:r>
+              <w:rPr>
+                <w:rFonts w:ascii="TH Sarabun New" w:hAnsi="TH Sarabun New" w:cs="TH Sarabun New"/>
+                <w:color w:val="000000"/>
+                <w:sz w:val="26"/>
+                <w:szCs w:val="26"/>
+              </w:rPr>
+              <w:t xml:space="preserve">07:16:40 – 11:28:54</w:t>
+            </w:r>
+          </w:p>
+        </w:tc>
+        <w:tc>
+          <w:tcPr/>
+          <w:p>
+            <w:pPr>
+              <w:jc w:val="center"/>
+            </w:pPr>
+            <w:r>
+              <w:rPr>
+                <w:rFonts w:ascii="TH Sarabun New" w:hAnsi="TH Sarabun New" w:cs="TH Sarabun New"/>
+                <w:color w:val="000000"/>
+                <w:sz w:val="26"/>
+                <w:szCs w:val="26"/>
+              </w:rPr>
+              <w:t xml:space="preserve">4 ชม. 12 นาที</w:t>
+            </w:r>
+          </w:p>
+        </w:tc>
+      </w:tr>
+      <w:tr>
+        <w:tc>
+          <w:tcPr/>
+          <w:p>
+            <w:pPr>
+              <w:jc w:val="center"/>
+            </w:pPr>
+            <w:r>
+              <w:rPr>
+                <w:rFonts w:ascii="TH Sarabun New" w:hAnsi="TH Sarabun New" w:cs="TH Sarabun New"/>
+                <w:color w:val="000000"/>
+                <w:sz w:val="26"/>
+                <w:szCs w:val="26"/>
+              </w:rPr>
+              <w:t xml:space="preserve">2</w:t>
+            </w:r>
+          </w:p>
+        </w:tc>
+        <w:tc>
+          <w:tcPr/>
+          <w:p>
+            <w:pPr/>
+            <w:r>
+              <w:rPr>
+                <w:rFonts w:ascii="TH Sarabun New" w:hAnsi="TH Sarabun New" w:cs="TH Sarabun New"/>
+                <w:color w:val="000000"/>
+                <w:sz w:val="26"/>
+                <w:szCs w:val="26"/>
+              </w:rPr>
               <w:t xml:space="preserve">DVR#4</w:t>
             </w:r>
           </w:p>
@@ -1129,107 +1212,190 @@
                 <w:sz w:val="26"/>
                 <w:szCs w:val="26"/>
               </w:rPr>
-              <w:t xml:space="preserve">08:40:14 – 10:50:13</w:t>
-            </w:r>
-          </w:p>
-        </w:tc>
-        <w:tc>
-          <w:tcPr/>
-          <w:p>
-            <w:pPr>
-              <w:jc w:val="center"/>
-            </w:pPr>
-            <w:r>
-              <w:rPr>
-                <w:rFonts w:ascii="TH Sarabun New" w:hAnsi="TH Sarabun New" w:cs="TH Sarabun New"/>
-                <w:color w:val="000000"/>
-                <w:sz w:val="26"/>
-                <w:szCs w:val="26"/>
-              </w:rPr>
-              <w:t xml:space="preserve">2 ชม. 9 นาที</w:t>
-            </w:r>
-          </w:p>
-        </w:tc>
-      </w:tr>
-      <w:tr>
-        <w:tc>
-          <w:tcPr/>
-          <w:p>
-            <w:pPr>
-              <w:jc w:val="center"/>
-            </w:pPr>
-            <w:r>
-              <w:rPr>
-                <w:rFonts w:ascii="TH Sarabun New" w:hAnsi="TH Sarabun New" w:cs="TH Sarabun New"/>
-                <w:color w:val="000000"/>
-                <w:sz w:val="26"/>
-                <w:szCs w:val="26"/>
-              </w:rPr>
-              <w:t xml:space="preserve">2</w:t>
-            </w:r>
-          </w:p>
-        </w:tc>
-        <w:tc>
-          <w:tcPr/>
-          <w:p>
-            <w:pPr/>
-            <w:r>
-              <w:rPr>
-                <w:rFonts w:ascii="TH Sarabun New" w:hAnsi="TH Sarabun New" w:cs="TH Sarabun New"/>
-                <w:color w:val="000000"/>
-                <w:sz w:val="26"/>
-                <w:szCs w:val="26"/>
-              </w:rPr>
-              <w:t xml:space="preserve">บริหารB</w:t>
-            </w:r>
-          </w:p>
-        </w:tc>
-        <w:tc>
-          <w:tcPr/>
-          <w:p>
-            <w:pPr/>
-            <w:r>
-              <w:rPr>
-                <w:rFonts w:ascii="TH Sarabun New" w:hAnsi="TH Sarabun New" w:cs="TH Sarabun New"/>
-                <w:color w:val="000000"/>
-                <w:sz w:val="26"/>
-                <w:szCs w:val="26"/>
-              </w:rPr>
-              <w:t xml:space="preserve">อุปกรณ์/กล้องออฟไลน์ทั้งหมด (0/8)</w:t>
-            </w:r>
-          </w:p>
-        </w:tc>
-        <w:tc>
-          <w:tcPr/>
-          <w:p>
-            <w:pPr>
-              <w:jc w:val="center"/>
-            </w:pPr>
-            <w:r>
-              <w:rPr>
-                <w:rFonts w:ascii="TH Sarabun New" w:hAnsi="TH Sarabun New" w:cs="TH Sarabun New"/>
-                <w:color w:val="000000"/>
-                <w:sz w:val="26"/>
-                <w:szCs w:val="26"/>
-              </w:rPr>
-              <w:t xml:space="preserve">08:40:14 – 10:50:13</w:t>
-            </w:r>
-          </w:p>
-        </w:tc>
-        <w:tc>
-          <w:tcPr/>
-          <w:p>
-            <w:pPr>
-              <w:jc w:val="center"/>
-            </w:pPr>
-            <w:r>
-              <w:rPr>
-                <w:rFonts w:ascii="TH Sarabun New" w:hAnsi="TH Sarabun New" w:cs="TH Sarabun New"/>
-                <w:color w:val="000000"/>
-                <w:sz w:val="26"/>
-                <w:szCs w:val="26"/>
-              </w:rPr>
-              <w:t xml:space="preserve">2 ชม. 9 นาที</w:t>
+              <w:t xml:space="preserve">07:16:40 – 11:28:54</w:t>
+            </w:r>
+          </w:p>
+        </w:tc>
+        <w:tc>
+          <w:tcPr/>
+          <w:p>
+            <w:pPr>
+              <w:jc w:val="center"/>
+            </w:pPr>
+            <w:r>
+              <w:rPr>
+                <w:rFonts w:ascii="TH Sarabun New" w:hAnsi="TH Sarabun New" w:cs="TH Sarabun New"/>
+                <w:color w:val="000000"/>
+                <w:sz w:val="26"/>
+                <w:szCs w:val="26"/>
+              </w:rPr>
+              <w:t xml:space="preserve">4 ชม. 12 นาที</w:t>
+            </w:r>
+          </w:p>
+        </w:tc>
+      </w:tr>
+      <w:tr>
+        <w:tc>
+          <w:tcPr/>
+          <w:p>
+            <w:pPr>
+              <w:jc w:val="center"/>
+            </w:pPr>
+            <w:r>
+              <w:rPr>
+                <w:rFonts w:ascii="TH Sarabun New" w:hAnsi="TH Sarabun New" w:cs="TH Sarabun New"/>
+                <w:color w:val="000000"/>
+                <w:sz w:val="26"/>
+                <w:szCs w:val="26"/>
+              </w:rPr>
+              <w:t xml:space="preserve">3</w:t>
+            </w:r>
+          </w:p>
+        </w:tc>
+        <w:tc>
+          <w:tcPr/>
+          <w:p>
+            <w:pPr/>
+            <w:r>
+              <w:rPr>
+                <w:rFonts w:ascii="TH Sarabun New" w:hAnsi="TH Sarabun New" w:cs="TH Sarabun New"/>
+                <w:color w:val="000000"/>
+                <w:sz w:val="26"/>
+                <w:szCs w:val="26"/>
+              </w:rPr>
+              <w:t xml:space="preserve">11371</w:t>
+            </w:r>
+          </w:p>
+        </w:tc>
+        <w:tc>
+          <w:tcPr/>
+          <w:p>
+            <w:pPr/>
+            <w:r>
+              <w:rPr>
+                <w:rFonts w:ascii="TH Sarabun New" w:hAnsi="TH Sarabun New" w:cs="TH Sarabun New"/>
+                <w:color w:val="000000"/>
+                <w:sz w:val="26"/>
+                <w:szCs w:val="26"/>
+              </w:rPr>
+              <w:t xml:space="preserve">กล้องหลุด 1 ตัว (เหลือ 6/7)</w:t>
+            </w:r>
+          </w:p>
+        </w:tc>
+        <w:tc>
+          <w:tcPr/>
+          <w:p>
+            <w:pPr>
+              <w:jc w:val="center"/>
+            </w:pPr>
+            <w:r>
+              <w:rPr>
+                <w:rFonts w:ascii="TH Sarabun New" w:hAnsi="TH Sarabun New" w:cs="TH Sarabun New"/>
+                <w:color w:val="000000"/>
+                <w:sz w:val="26"/>
+                <w:szCs w:val="26"/>
+              </w:rPr>
+              <w:t xml:space="preserve">07:16:40 – 08:24:23</w:t>
+            </w:r>
+          </w:p>
+        </w:tc>
+        <w:tc>
+          <w:tcPr/>
+          <w:p>
+            <w:pPr>
+              <w:jc w:val="center"/>
+            </w:pPr>
+            <w:r>
+              <w:rPr>
+                <w:rFonts w:ascii="TH Sarabun New" w:hAnsi="TH Sarabun New" w:cs="TH Sarabun New"/>
+                <w:color w:val="000000"/>
+                <w:sz w:val="26"/>
+                <w:szCs w:val="26"/>
+              </w:rPr>
+              <w:t xml:space="preserve">1 ชม. 7 นาที</w:t>
+            </w:r>
+          </w:p>
+        </w:tc>
+      </w:tr>
+      <w:tr>
+        <w:tc>
+          <w:tcPr/>
+          <w:p>
+            <w:pPr>
+              <w:jc w:val="center"/>
+            </w:pPr>
+            <w:r>
+              <w:rPr>
+                <w:rFonts w:ascii="TH Sarabun New" w:hAnsi="TH Sarabun New" w:cs="TH Sarabun New"/>
+                <w:color w:val="000000"/>
+                <w:sz w:val="26"/>
+                <w:szCs w:val="26"/>
+              </w:rPr>
+              <w:t xml:space="preserve">4</w:t>
+            </w:r>
+          </w:p>
+        </w:tc>
+        <w:tc>
+          <w:tcPr/>
+          <w:p>
+            <w:pPr/>
+            <w:r>
+              <w:rPr>
+                <w:rFonts w:ascii="TH Sarabun New" w:hAnsi="TH Sarabun New" w:cs="TH Sarabun New"/>
+                <w:color w:val="000000"/>
+                <w:sz w:val="26"/>
+                <w:szCs w:val="26"/>
+              </w:rPr>
+              <w:t xml:space="preserve">11371</w:t>
+            </w:r>
+          </w:p>
+        </w:tc>
+        <w:tc>
+          <w:tcPr/>
+          <w:p>
+            <w:pPr/>
+            <w:r>
+              <w:rPr>
+                <w:rFonts w:ascii="TH Sarabun New" w:hAnsi="TH Sarabun New" w:cs="TH Sarabun New"/>
+                <w:color w:val="000000"/>
+                <w:sz w:val="26"/>
+                <w:szCs w:val="26"/>
+              </w:rPr>
+              <w:t xml:space="preserve">กล้องหลุด 1 ตัว (เหลือ 6/7)</w:t>
+            </w:r>
+          </w:p>
+        </w:tc>
+        <w:tc>
+          <w:tcPr/>
+          <w:p>
+            <w:pPr>
+              <w:jc w:val="center"/>
+            </w:pPr>
+            <w:r>
+              <w:rPr>
+                <w:rFonts w:ascii="TH Sarabun New" w:hAnsi="TH Sarabun New" w:cs="TH Sarabun New"/>
+                <w:color w:val="000000"/>
+                <w:sz w:val="26"/>
+                <w:szCs w:val="26"/>
+              </w:rPr>
+              <w:t xml:space="preserve">16:49:09 – 23:52:38 (ยังไม่กลับมา)</w:t>
+            </w:r>
+          </w:p>
+        </w:tc>
+        <w:tc>
+          <w:tcPr/>
+          <w:p>
+            <w:pPr>
+              <w:jc w:val="center"/>
+            </w:pPr>
+            <w:r>
+              <w:rPr>
+                <w:rFonts w:ascii="TH Sarabun New" w:hAnsi="TH Sarabun New" w:cs="TH Sarabun New"/>
+                <w:color w:val="000000"/>
+                <w:sz w:val="26"/>
+                <w:szCs w:val="26"/>
+              </w:rPr>
+              <w:t xml:space="preserve">7 ชม. 3 นาที</w:t>
             </w:r>
           </w:p>
         </w:tc>
@@ -1261,7 +1427,7 @@
           <w:sz w:val="22"/>
           <w:szCs w:val="22"/>
         </w:rPr>
-        <w:t xml:space="preserve">รายงานสร้างอัตโนมัติเมื่อ 2026-07-27 11:08:47 · CCTV Health Monitor</w:t>
+        <w:t xml:space="preserve">รายงานสร้างอัตโนมัติเมื่อ 2026-07-27 23:55:06 · CCTV Health Monitor</w:t>
       </w:r>
     </w:p>
     <w:sectPr>
